--- a/downloads/handouts/Unit 01/Handout 01.08 - Role Cards Lab 1.docx
+++ b/downloads/handouts/Unit 01/Handout 01.08 - Role Cards Lab 1.docx
@@ -33,7 +33,7 @@
         <w:pStyle w:val="BodyText"/>
       </w:pPr>
       <w:r>
-        <w:t xml:space="preserve">Every role, every phase: wash hands first, apron and hair tie on, handles in, say</w:t>
+        <w:t xml:space="preserve">Every role, every phase: Wash hands first. Apron and hair tie on. Pot handles turned in. Say</w:t>
       </w:r>
       <w:r>
         <w:t xml:space="preserve"> </w:t>
@@ -69,7 +69,7 @@
         <w:t xml:space="preserve"> </w:t>
       </w:r>
       <w:r>
-        <w:t xml:space="preserve">out loud, and the burner is off before the pan leaves the stove.</w:t>
+        <w:t xml:space="preserve">out loud. The burner is off before the pan leaves the stove.</w:t>
       </w:r>
     </w:p>
     <w:p>
@@ -2428,7 +2428,7 @@
               <w:jc w:val="left"/>
             </w:pPr>
             <w:r>
-              <w:t xml:space="preserve">Toppings Chief and Prep Cook (Tacos) or Plate Builder (Mug Cake)</w:t>
+              <w:t xml:space="preserve">Mug Cake: Toppings Chief and Plate Builder. Tacos: Toppings Chief and Prep Cook.</w:t>
             </w:r>
           </w:p>
         </w:tc>
@@ -2463,7 +2463,7 @@
               <w:jc w:val="left"/>
             </w:pPr>
             <w:r>
-              <w:t xml:space="preserve">Prep Cook and Second Cook (Mug Cake) or Plate Builder (Tacos)</w:t>
+              <w:t xml:space="preserve">Mug Cake: Prep Cook and Second Cook. Tacos: Plate Builder.</w:t>
             </w:r>
           </w:p>
         </w:tc>
